--- a/Quanta, Actually - SERIES/QED Course/chapters/Lesson 05 Classical Mechanics and Lagrangians.docx
+++ b/Quanta, Actually - SERIES/QED Course/chapters/Lesson 05 Classical Mechanics and Lagrangians.docx
@@ -17,7 +17,7 @@
         <w:jc w:val="center"/>
       </w:pPr>
       <w:r>
-        <w:t>Lesson 5 of the Complete Quantum Electrodynamics Course</w:t>
+        <w:t>Lesson 5 of Quantum, Actually, Volume 2: A QED Course</w:t>
       </w:r>
     </w:p>
     <w:p>
@@ -82,6 +82,59 @@
         <w:t>The lesson proceeds from Newton's law to the action principle, then applies the Euler–Lagrange equations to a sequence of systems chosen for what they teach later. The charged particle in an electromagnetic field and the relativistic particle are not optional examples; they contain the classical version of the QED interaction. Expect eight to ten focused hours, with most of the time spent on the worked examples and on Exercises 7, 13, and 16.</w:t>
       </w:r>
     </w:p>
+    <w:tbl>
+      <w:tblPr>
+        <w:tblW w:type="auto" w:w="0"/>
+        <w:jc w:val="center"/>
+        <w:tblLayout w:type="fixed"/>
+        <w:tblLook w:firstColumn="1" w:firstRow="1" w:lastColumn="0" w:lastRow="0" w:noHBand="0" w:noVBand="1" w:val="04A0"/>
+        <w:tblBorders>
+          <w:top w:val="single" w:sz="8" w:color="7FA7CF"/>
+          <w:left w:val="single" w:sz="8" w:color="7FA7CF"/>
+          <w:bottom w:val="single" w:sz="8" w:color="7FA7CF"/>
+          <w:right w:val="single" w:sz="8" w:color="7FA7CF"/>
+        </w:tblBorders>
+      </w:tblPr>
+      <w:tblGrid>
+        <w:gridCol w:w="9392"/>
+      </w:tblGrid>
+      <w:tr>
+        <w:tc>
+          <w:tcPr>
+            <w:tcW w:type="dxa" w:w="9392"/>
+            <w:shd w:fill="F3F7FB"/>
+            <w:tcMar>
+              <w:top w:w="140" w:type="dxa"/>
+              <w:start w:w="140" w:type="dxa"/>
+              <w:bottom w:w="140" w:type="dxa"/>
+              <w:end w:w="140" w:type="dxa"/>
+            </w:tcMar>
+          </w:tcPr>
+          <w:p>
+            <w:r>
+              <w:rPr>
+                <w:b/>
+                <w:color w:val="1F4E78"/>
+              </w:rPr>
+              <w:t>Plain-language start</w:t>
+            </w:r>
+          </w:p>
+          <w:p>
+            <w:pPr>
+              <w:spacing w:after="60"/>
+            </w:pPr>
+            <w:r>
+              <w:t>Instead of forces, describe motion by a single number for each possible path, the action, and ask which path makes it stationary. This is Prologue 3's 'least time' rule, applied to particles instead of light, and it is how every theory in this course is written down.</w:t>
+            </w:r>
+          </w:p>
+        </w:tc>
+      </w:tr>
+    </w:tbl>
+    <w:p>
+      <w:pPr>
+        <w:spacing w:after="80"/>
+      </w:pPr>
+    </w:p>
     <w:p>
       <w:pPr>
         <w:pStyle w:val="Heading3"/>
@@ -143,7 +196,25 @@
         <w:pStyle w:val="ListBullet"/>
       </w:pPr>
       <w:r>
-        <w:t>Derive the Lorentz force law from the Lagrangian of a charged particle and identify the covariant coupling −qA_μ dx^μ.</w:t>
+        <w:t>Derive the Lorentz force law from the Lagrangian of a charged particle and identify the covariant coupling −qA</w:t>
+      </w:r>
+      <w:r>
+        <w:rPr>
+          <w:vertAlign w:val="subscript"/>
+        </w:rPr>
+        <w:t>μ</w:t>
+      </w:r>
+      <w:r>
+        <w:t xml:space="preserve"> dx</w:t>
+      </w:r>
+      <w:r>
+        <w:rPr>
+          <w:vertAlign w:val="superscript"/>
+        </w:rPr>
+        <w:t>μ</w:t>
+      </w:r>
+      <w:r>
+        <w:t>.</w:t>
       </w:r>
     </w:p>
     <w:p>
@@ -474,7 +545,16 @@
           </w:tcPr>
           <w:p>
             <w:r>
-              <w:t>Scalar and vector potentials, A^μ = (φ, A)</w:t>
+              <w:t>Scalar and vector potentials, A</w:t>
+            </w:r>
+            <w:r>
+              <w:rPr>
+                <w:vertAlign w:val="superscript"/>
+              </w:rPr>
+              <w:t>μ</w:t>
+            </w:r>
+            <w:r>
+              <w:t xml:space="preserve"> = (φ, A)</w:t>
             </w:r>
           </w:p>
         </w:tc>
@@ -554,6 +634,67 @@
         </w:tc>
       </w:tr>
     </w:tbl>
+    <w:tbl>
+      <w:tblPr>
+        <w:tblW w:type="auto" w:w="0"/>
+        <w:jc w:val="center"/>
+        <w:tblLayout w:type="fixed"/>
+        <w:tblLook w:firstColumn="1" w:firstRow="1" w:lastColumn="0" w:lastRow="0" w:noHBand="0" w:noVBand="1" w:val="04A0"/>
+        <w:tblBorders>
+          <w:top w:val="single" w:sz="8" w:color="7FA7CF"/>
+          <w:left w:val="single" w:sz="8" w:color="7FA7CF"/>
+          <w:bottom w:val="single" w:sz="8" w:color="7FA7CF"/>
+          <w:right w:val="single" w:sz="8" w:color="7FA7CF"/>
+        </w:tblBorders>
+      </w:tblPr>
+      <w:tblGrid>
+        <w:gridCol w:w="9392"/>
+      </w:tblGrid>
+      <w:tr>
+        <w:tc>
+          <w:tcPr>
+            <w:tcW w:type="dxa" w:w="9392"/>
+            <w:shd w:fill="F3F7FB"/>
+            <w:tcMar>
+              <w:top w:w="140" w:type="dxa"/>
+              <w:start w:w="140" w:type="dxa"/>
+              <w:bottom w:w="140" w:type="dxa"/>
+              <w:end w:w="140" w:type="dxa"/>
+            </w:tcMar>
+          </w:tcPr>
+          <w:p>
+            <w:r>
+              <w:rPr>
+                <w:b/>
+                <w:color w:val="1F4E78"/>
+              </w:rPr>
+              <w:t>First pass: the result before the derivation</w:t>
+            </w:r>
+          </w:p>
+          <w:p>
+            <w:pPr>
+              <w:spacing w:after="60"/>
+            </w:pPr>
+            <w:r>
+              <w:t>Nature's path makes the action S = ∫L dt stationary, and that one requirement gives the Euler–Lagrange equation d/dt(∂L/∂q̇) = ∂L/∂q, which reproduces Newton's laws.</w:t>
+            </w:r>
+          </w:p>
+          <w:p>
+            <w:pPr>
+              <w:spacing w:after="60"/>
+            </w:pPr>
+            <w:r>
+              <w:t>This is Prologue 3's 'least time' for particles. The same rule, applied to fields in Lessons 26–27, gives every field equation in the course.</w:t>
+            </w:r>
+          </w:p>
+        </w:tc>
+      </w:tr>
+    </w:tbl>
+    <w:p>
+      <w:pPr>
+        <w:spacing w:after="80"/>
+      </w:pPr>
+    </w:p>
     <w:p>
       <w:pPr>
         <w:pStyle w:val="Heading2"/>
@@ -1927,7 +2068,16 @@
     </w:p>
     <w:p>
       <w:r>
-        <w:t>where the potentials are related to the fields by E = −∇φ − ∂_t A and B = ∇ × A (Lesson 8). The canonical momentum is not m v.</w:t>
+        <w:t>where the potentials are related to the fields by E = −∇φ − ∂</w:t>
+      </w:r>
+      <w:r>
+        <w:rPr>
+          <w:vertAlign w:val="subscript"/>
+        </w:rPr>
+        <w:t>t</w:t>
+      </w:r>
+      <w:r>
+        <w:t xml:space="preserve"> A and B = ∇ × A (Lesson 8). The canonical momentum is not m v.</w:t>
       </w:r>
     </w:p>
     <w:p>
@@ -1984,7 +2134,16 @@
     </w:p>
     <w:p>
       <w:r>
-        <w:t>The Euler–Lagrange equation is dp/dt = ∇L = −q∇φ + q∇(v·A). The total derivative of A along the path is dA/dt = ∂_t A + (v·∇)A, and the vector identity ∇(v·A) − (v·∇)A = v × (∇ × A) holds because v is not a function of position. Collecting terms,</w:t>
+        <w:t>The Euler–Lagrange equation is dp/dt = ∇L = −q∇φ + q∇(v·A). The total derivative of A along the path is dA/dt = ∂</w:t>
+      </w:r>
+      <w:r>
+        <w:rPr>
+          <w:vertAlign w:val="subscript"/>
+        </w:rPr>
+        <w:t>t</w:t>
+      </w:r>
+      <w:r>
+        <w:t xml:space="preserve"> A + (v·∇)A, and the vector identity ∇(v·A) − (v·∇)A = v × (∇ × A) holds because v is not a function of position. Collecting terms,</w:t>
       </w:r>
     </w:p>
     <w:p>
@@ -2060,7 +2219,88 @@
     </w:p>
     <w:p>
       <w:r>
-        <w:t>Verify the vector identity for the x component. [v × (∇ × A)]ₓ = vᵧ(∇ × A)_z − v_z(∇ × A)ᵧ = vᵧ(∂ₓAᵧ − ∂ᵧAₓ) − v_z(∂_zAₓ − ∂ₓA_z) = ∂ₓ(vₓAₓ + vᵧAᵧ + v_zA_z) − (vₓ∂ₓ + vᵧ∂ᵧ + v_z∂_z)Aₓ, after adding and subtracting vₓ∂ₓAₓ. The first group is [∇(v·A)]ₓ and the second is [(v·∇)A]ₓ, as claimed.</w:t>
+        <w:t>Verify the vector identity for the x component. [v × (∇ × A)]ₓ = vᵧ(∇ × A)</w:t>
+      </w:r>
+      <w:r>
+        <w:rPr>
+          <w:vertAlign w:val="subscript"/>
+        </w:rPr>
+        <w:t>z</w:t>
+      </w:r>
+      <w:r>
+        <w:t xml:space="preserve"> − v</w:t>
+      </w:r>
+      <w:r>
+        <w:rPr>
+          <w:vertAlign w:val="subscript"/>
+        </w:rPr>
+        <w:t>z</w:t>
+      </w:r>
+      <w:r>
+        <w:t>(∇ × A)ᵧ = vᵧ(∂ₓAᵧ − ∂ᵧAₓ) − v</w:t>
+      </w:r>
+      <w:r>
+        <w:rPr>
+          <w:vertAlign w:val="subscript"/>
+        </w:rPr>
+        <w:t>z</w:t>
+      </w:r>
+      <w:r>
+        <w:t>(∂</w:t>
+      </w:r>
+      <w:r>
+        <w:rPr>
+          <w:vertAlign w:val="subscript"/>
+        </w:rPr>
+        <w:t>z</w:t>
+      </w:r>
+      <w:r>
+        <w:t>Aₓ − ∂ₓA</w:t>
+      </w:r>
+      <w:r>
+        <w:rPr>
+          <w:vertAlign w:val="subscript"/>
+        </w:rPr>
+        <w:t>z</w:t>
+      </w:r>
+      <w:r>
+        <w:t>) = ∂ₓ(vₓAₓ + vᵧAᵧ + v</w:t>
+      </w:r>
+      <w:r>
+        <w:rPr>
+          <w:vertAlign w:val="subscript"/>
+        </w:rPr>
+        <w:t>z</w:t>
+      </w:r>
+      <w:r>
+        <w:t>A</w:t>
+      </w:r>
+      <w:r>
+        <w:rPr>
+          <w:vertAlign w:val="subscript"/>
+        </w:rPr>
+        <w:t>z</w:t>
+      </w:r>
+      <w:r>
+        <w:t>) − (vₓ∂ₓ + vᵧ∂ᵧ + v</w:t>
+      </w:r>
+      <w:r>
+        <w:rPr>
+          <w:vertAlign w:val="subscript"/>
+        </w:rPr>
+        <w:t>z</w:t>
+      </w:r>
+      <w:r>
+        <w:t>∂</w:t>
+      </w:r>
+      <w:r>
+        <w:rPr>
+          <w:vertAlign w:val="subscript"/>
+        </w:rPr>
+        <w:t>z</w:t>
+      </w:r>
+      <w:r>
+        <w:t>)Aₓ, after adding and subtracting vₓ∂ₓAₓ. The first group is [∇(v·A)]ₓ and the second is [(v·∇)A]ₓ, as claimed.</w:t>
       </w:r>
     </w:p>
     <w:p>
@@ -2665,7 +2905,52 @@
     </w:p>
     <w:p>
       <w:r>
-        <w:t>The second form follows from A_μ dx^μ/dt = φ − A·v with A^μ = (φ, A) and the metric of Lesson 4. The interaction term −q A_μ dx^μ is a full contraction and therefore a Lorentz scalar; it is the only such term linear in the potential. Varying the action (Exercise 16) gives the covariant Lorentz force law</w:t>
+        <w:t>The second form follows from A</w:t>
+      </w:r>
+      <w:r>
+        <w:rPr>
+          <w:vertAlign w:val="subscript"/>
+        </w:rPr>
+        <w:t>μ</w:t>
+      </w:r>
+      <w:r>
+        <w:t xml:space="preserve"> dx</w:t>
+      </w:r>
+      <w:r>
+        <w:rPr>
+          <w:vertAlign w:val="superscript"/>
+        </w:rPr>
+        <w:t>μ</w:t>
+      </w:r>
+      <w:r>
+        <w:t>/dt = φ − A·v with A</w:t>
+      </w:r>
+      <w:r>
+        <w:rPr>
+          <w:vertAlign w:val="superscript"/>
+        </w:rPr>
+        <w:t>μ</w:t>
+      </w:r>
+      <w:r>
+        <w:t xml:space="preserve"> = (φ, A) and the metric of Lesson 4. The interaction term −q A</w:t>
+      </w:r>
+      <w:r>
+        <w:rPr>
+          <w:vertAlign w:val="subscript"/>
+        </w:rPr>
+        <w:t>μ</w:t>
+      </w:r>
+      <w:r>
+        <w:t xml:space="preserve"> dx</w:t>
+      </w:r>
+      <w:r>
+        <w:rPr>
+          <w:vertAlign w:val="superscript"/>
+        </w:rPr>
+        <w:t>μ</w:t>
+      </w:r>
+      <w:r>
+        <w:t xml:space="preserve"> is a full contraction and therefore a Lorentz scalar; it is the only such term linear in the potential. Varying the action (Exercise 16) gives the covariant Lorentz force law</w:t>
       </w:r>
     </w:p>
     <w:p>
@@ -2818,7 +3103,97 @@
     </w:p>
     <w:p>
       <w:r>
-        <w:t>The antisymmetric tensor F_μν is the field tensor previewed in Lesson 4, and this is the first time it appears from a calculation. The coupling −q A_μ dx^μ, or equivalently −q A_μ j^μ with j^μ the current, is the classical seed of the QED interaction −qψ̄γ^μψA_μ (Lesson 40), which for the electron (q = −e) becomes +eψ̄γ^μψA_μ.</w:t>
+        <w:t>The antisymmetric tensor F</w:t>
+      </w:r>
+      <w:r>
+        <w:rPr>
+          <w:vertAlign w:val="subscript"/>
+        </w:rPr>
+        <w:t>μν</w:t>
+      </w:r>
+      <w:r>
+        <w:t xml:space="preserve"> is the field tensor previewed in Lesson 4, and this is the first time it appears from a calculation. The coupling −q A</w:t>
+      </w:r>
+      <w:r>
+        <w:rPr>
+          <w:vertAlign w:val="subscript"/>
+        </w:rPr>
+        <w:t>μ</w:t>
+      </w:r>
+      <w:r>
+        <w:t xml:space="preserve"> dx</w:t>
+      </w:r>
+      <w:r>
+        <w:rPr>
+          <w:vertAlign w:val="superscript"/>
+        </w:rPr>
+        <w:t>μ</w:t>
+      </w:r>
+      <w:r>
+        <w:t>, or equivalently −q A</w:t>
+      </w:r>
+      <w:r>
+        <w:rPr>
+          <w:vertAlign w:val="subscript"/>
+        </w:rPr>
+        <w:t>μ</w:t>
+      </w:r>
+      <w:r>
+        <w:t xml:space="preserve"> j</w:t>
+      </w:r>
+      <w:r>
+        <w:rPr>
+          <w:vertAlign w:val="superscript"/>
+        </w:rPr>
+        <w:t>μ</w:t>
+      </w:r>
+      <w:r>
+        <w:t xml:space="preserve"> with j</w:t>
+      </w:r>
+      <w:r>
+        <w:rPr>
+          <w:vertAlign w:val="superscript"/>
+        </w:rPr>
+        <w:t>μ</w:t>
+      </w:r>
+      <w:r>
+        <w:t xml:space="preserve"> the current, is the classical seed of the QED interaction −qψ̄γ</w:t>
+      </w:r>
+      <w:r>
+        <w:rPr>
+          <w:vertAlign w:val="superscript"/>
+        </w:rPr>
+        <w:t>μ</w:t>
+      </w:r>
+      <w:r>
+        <w:t>ψA</w:t>
+      </w:r>
+      <w:r>
+        <w:rPr>
+          <w:vertAlign w:val="subscript"/>
+        </w:rPr>
+        <w:t>μ</w:t>
+      </w:r>
+      <w:r>
+        <w:t xml:space="preserve"> (Lesson 40), which for the electron (q = −e) becomes +eψ̄γ</w:t>
+      </w:r>
+      <w:r>
+        <w:rPr>
+          <w:vertAlign w:val="superscript"/>
+        </w:rPr>
+        <w:t>μ</w:t>
+      </w:r>
+      <w:r>
+        <w:t>ψA</w:t>
+      </w:r>
+      <w:r>
+        <w:rPr>
+          <w:vertAlign w:val="subscript"/>
+        </w:rPr>
+        <w:t>μ</w:t>
+      </w:r>
+      <w:r>
+        <w:t>.</w:t>
       </w:r>
     </w:p>
     <w:p>
@@ -3050,7 +3425,16 @@
     </w:p>
     <w:p>
       <w:r>
-        <w:t>The Euler–Lagrange equations are m ẍ₁ = −k x₁ − κ(x₁ − x₂) and m ẍ₂ = −k x₂ − κ(x₂ − x₁). Try xᵢ = aᵢ e^(iωt): the equations become the eigenvalue problem of Lesson 1 for the matrix [k + κ, −κ; −κ, k + κ]/m. The eigenvectors (1, 1) and (1, −1) are the normal modes, with</w:t>
+        <w:t>The Euler–Lagrange equations are m ẍ₁ = −k x₁ − κ(x₁ − x₂) and m ẍ₂ = −k x₂ − κ(x₂ − x₁). Try xᵢ = aᵢ e</w:t>
+      </w:r>
+      <w:r>
+        <w:rPr>
+          <w:vertAlign w:val="superscript"/>
+        </w:rPr>
+        <w:t>iωt</w:t>
+      </w:r>
+      <w:r>
+        <w:t>: the equations become the eigenvalue problem of Lesson 1 for the matrix [k + κ, −κ; −κ, k + κ]/m. The eigenvectors (1, 1) and (1, −1) are the normal modes, with</w:t>
       </w:r>
     </w:p>
     <w:p>
@@ -3367,7 +3751,16 @@
     </w:p>
     <w:p>
       <w:r>
-        <w:t>A field is what a system of oscillators becomes when the coordinates are labeled by a continuous position. The Lagrangian of the chain becomes an integral over x of a Lagrangian density, (1/2)μ(∂_tφ)² − (1/2)T(∂ₓφ)², and this is the structure taken up in Lessons 25 and 25.</w:t>
+        <w:t>A field is what a system of oscillators becomes when the coordinates are labeled by a continuous position. The Lagrangian of the chain becomes an integral over x of a Lagrangian density, (1/2)μ(∂</w:t>
+      </w:r>
+      <w:r>
+        <w:rPr>
+          <w:vertAlign w:val="subscript"/>
+        </w:rPr>
+        <w:t>t</w:t>
+      </w:r>
+      <w:r>
+        <w:t>φ)² − (1/2)T(∂ₓφ)², and this is the structure taken up in Lessons 25 and 25.</w:t>
       </w:r>
     </w:p>
     <w:p>
@@ -3654,7 +4047,34 @@
           </w:tcPr>
           <w:p>
             <w:r>
-              <w:t>Minimal coupling and the covariant derivative D_μ = ∂_μ + iqA_μ (Lesson 41)</w:t>
+              <w:t>Minimal coupling and the covariant derivative D</w:t>
+            </w:r>
+            <w:r>
+              <w:rPr>
+                <w:vertAlign w:val="subscript"/>
+              </w:rPr>
+              <w:t>μ</w:t>
+            </w:r>
+            <w:r>
+              <w:t xml:space="preserve"> = ∂</w:t>
+            </w:r>
+            <w:r>
+              <w:rPr>
+                <w:vertAlign w:val="subscript"/>
+              </w:rPr>
+              <w:t>μ</w:t>
+            </w:r>
+            <w:r>
+              <w:t xml:space="preserve"> + iqA</w:t>
+            </w:r>
+            <w:r>
+              <w:rPr>
+                <w:vertAlign w:val="subscript"/>
+              </w:rPr>
+              <w:t>μ</w:t>
+            </w:r>
+            <w:r>
+              <w:t xml:space="preserve"> (Lesson 41)</w:t>
             </w:r>
           </w:p>
         </w:tc>
@@ -3673,7 +4093,22 @@
           </w:tcPr>
           <w:p>
             <w:r>
-              <w:t>−q A_μ dx^μ</w:t>
+              <w:t>−q A</w:t>
+            </w:r>
+            <w:r>
+              <w:rPr>
+                <w:vertAlign w:val="subscript"/>
+              </w:rPr>
+              <w:t>μ</w:t>
+            </w:r>
+            <w:r>
+              <w:t xml:space="preserve"> dx</w:t>
+            </w:r>
+            <w:r>
+              <w:rPr>
+                <w:vertAlign w:val="superscript"/>
+              </w:rPr>
+              <w:t>μ</w:t>
             </w:r>
           </w:p>
         </w:tc>
@@ -3690,7 +4125,43 @@
           </w:tcPr>
           <w:p>
             <w:r>
-              <w:t>The interaction term −qψ̄γ^μψA_μ = +eψ̄γ^μψA_μ for the electron, and the electron photon vertex (Lesson 45)</w:t>
+              <w:t>The interaction term −qψ̄γ</w:t>
+            </w:r>
+            <w:r>
+              <w:rPr>
+                <w:vertAlign w:val="superscript"/>
+              </w:rPr>
+              <w:t>μ</w:t>
+            </w:r>
+            <w:r>
+              <w:t>ψA</w:t>
+            </w:r>
+            <w:r>
+              <w:rPr>
+                <w:vertAlign w:val="subscript"/>
+              </w:rPr>
+              <w:t>μ</w:t>
+            </w:r>
+            <w:r>
+              <w:t xml:space="preserve"> = +eψ̄γ</w:t>
+            </w:r>
+            <w:r>
+              <w:rPr>
+                <w:vertAlign w:val="superscript"/>
+              </w:rPr>
+              <w:t>μ</w:t>
+            </w:r>
+            <w:r>
+              <w:t>ψA</w:t>
+            </w:r>
+            <w:r>
+              <w:rPr>
+                <w:vertAlign w:val="subscript"/>
+              </w:rPr>
+              <w:t>μ</w:t>
+            </w:r>
+            <w:r>
+              <w:t xml:space="preserve"> for the electron, and the electron photon vertex (Lesson 45)</w:t>
             </w:r>
           </w:p>
         </w:tc>
@@ -3772,7 +4243,34 @@
     </w:tbl>
     <w:p>
       <w:r>
-        <w:t>The single most important formula in this lesson is the interaction −q A_μ dx^μ. It says that a charge couples to the electromagnetic potential through the only Lorentz scalar that can be formed from the potential and the particle's motion. Replacing the classical worldline by a quantum current gives the entire interaction of QED, and the vertex factor +ieγ^μ of Lesson 45 is nothing but this coupling written in Dirac language.</w:t>
+        <w:t>The single most important formula in this lesson is the interaction −q A</w:t>
+      </w:r>
+      <w:r>
+        <w:rPr>
+          <w:vertAlign w:val="subscript"/>
+        </w:rPr>
+        <w:t>μ</w:t>
+      </w:r>
+      <w:r>
+        <w:t xml:space="preserve"> dx</w:t>
+      </w:r>
+      <w:r>
+        <w:rPr>
+          <w:vertAlign w:val="superscript"/>
+        </w:rPr>
+        <w:t>μ</w:t>
+      </w:r>
+      <w:r>
+        <w:t>. It says that a charge couples to the electromagnetic potential through the only Lorentz scalar that can be formed from the potential and the particle's motion. Replacing the classical worldline by a quantum current gives the entire interaction of QED, and the vertex factor +ieγ</w:t>
+      </w:r>
+      <w:r>
+        <w:rPr>
+          <w:vertAlign w:val="superscript"/>
+        </w:rPr>
+        <w:t>μ</w:t>
+      </w:r>
+      <w:r>
+        <w:t xml:space="preserve"> of Lesson 45 is nothing but this coupling written in Dirac language.</w:t>
       </w:r>
     </w:p>
     <w:p>
@@ -3864,7 +4362,52 @@
         </w:numPr>
       </w:pPr>
       <w:r>
-        <w:t>The covariant interaction −q A_μ dx^μ leads to m du_μ/dτ = q F_μν u^ν and is the classical seed of the QED vertex.</w:t>
+        <w:t>The covariant interaction −q A</w:t>
+      </w:r>
+      <w:r>
+        <w:rPr>
+          <w:vertAlign w:val="subscript"/>
+        </w:rPr>
+        <w:t>μ</w:t>
+      </w:r>
+      <w:r>
+        <w:t xml:space="preserve"> dx</w:t>
+      </w:r>
+      <w:r>
+        <w:rPr>
+          <w:vertAlign w:val="superscript"/>
+        </w:rPr>
+        <w:t>μ</w:t>
+      </w:r>
+      <w:r>
+        <w:t xml:space="preserve"> leads to m du</w:t>
+      </w:r>
+      <w:r>
+        <w:rPr>
+          <w:vertAlign w:val="subscript"/>
+        </w:rPr>
+        <w:t>μ</w:t>
+      </w:r>
+      <w:r>
+        <w:t>/dτ = q F</w:t>
+      </w:r>
+      <w:r>
+        <w:rPr>
+          <w:vertAlign w:val="subscript"/>
+        </w:rPr>
+        <w:t>μν</w:t>
+      </w:r>
+      <w:r>
+        <w:t xml:space="preserve"> u</w:t>
+      </w:r>
+      <w:r>
+        <w:rPr>
+          <w:vertAlign w:val="superscript"/>
+        </w:rPr>
+        <w:t>ν</w:t>
+      </w:r>
+      <w:r>
+        <w:t xml:space="preserve"> and is the classical seed of the QED vertex.</w:t>
       </w:r>
     </w:p>
     <w:p>
@@ -3977,7 +4520,13 @@
           </w:tcPr>
           <w:p>
             <w:r>
-              <w:t>For a free particle with L = (1/2)m ẋ², show that the stationary path from x₁ at t = 0 to x₂ at t = T is x = x₁ + (x₂ − x₁)t/T, and compute the action along it.</w:t>
+              <w:rPr>
+                <w:b/>
+              </w:rPr>
+              <w:t>Core.</w:t>
+            </w:r>
+            <w:r>
+              <w:t xml:space="preserve"> For a free particle with L = (1/2)m ẋ², show that the stationary path from x₁ at t = 0 to x₂ at t = T is x = x₁ + (x₂ − x₁)t/T, and compute the action along it.</w:t>
             </w:r>
           </w:p>
         </w:tc>
@@ -4015,7 +4564,13 @@
           </w:tcPr>
           <w:p>
             <w:r>
-              <w:t>Show explicitly that L′ = L + dF(q, t)/dt gives the same Euler–Lagrange equations as L.</w:t>
+              <w:rPr>
+                <w:b/>
+              </w:rPr>
+              <w:t>Core.</w:t>
+            </w:r>
+            <w:r>
+              <w:t xml:space="preserve"> Show explicitly that L′ = L + dF(q, t)/dt gives the same Euler–Lagrange equations as L.</w:t>
             </w:r>
           </w:p>
         </w:tc>
@@ -4051,7 +4606,13 @@
           </w:tcPr>
           <w:p>
             <w:r>
-              <w:t>Derive the pendulum equation from its Lagrangian. Find the period for small oscillations with l = 1.00 m and g = 9.81 m/s².</w:t>
+              <w:rPr>
+                <w:b/>
+              </w:rPr>
+              <w:t>Extension.</w:t>
+            </w:r>
+            <w:r>
+              <w:t xml:space="preserve"> Derive the pendulum equation from its Lagrangian. Find the period for small oscillations with l = 1.00 m and g = 9.81 m/s².</w:t>
             </w:r>
           </w:p>
         </w:tc>
@@ -4089,7 +4650,13 @@
           </w:tcPr>
           <w:p>
             <w:r>
-              <w:t>A particle moves in two dimensions with V = (1/2)k(x² + y²). Write L in polar coordinates, identify the cyclic coordinate, and state the conserved quantity.</w:t>
+              <w:rPr>
+                <w:b/>
+              </w:rPr>
+              <w:t>Core.</w:t>
+            </w:r>
+            <w:r>
+              <w:t xml:space="preserve"> A particle moves in two dimensions with V = (1/2)k(x² + y²). Write L in polar coordinates, identify the cyclic coordinate, and state the conserved quantity.</w:t>
             </w:r>
           </w:p>
         </w:tc>
@@ -4125,7 +4692,13 @@
           </w:tcPr>
           <w:p>
             <w:r>
-              <w:t>Derive both Euler–Lagrange equations for L = (1/2)m(ṙ² + r²θ̇²) − V(r) and show that the radial motion is governed by the effective potential V(r) + ℓ²/(2mr²).</w:t>
+              <w:rPr>
+                <w:b/>
+              </w:rPr>
+              <w:t>Extension.</w:t>
+            </w:r>
+            <w:r>
+              <w:t xml:space="preserve"> Derive both Euler–Lagrange equations for L = (1/2)m(ṙ² + r²θ̇²) − V(r) and show that the radial motion is governed by the effective potential V(r) + ℓ²/(2mr²).</w:t>
             </w:r>
           </w:p>
         </w:tc>
@@ -4163,7 +4736,13 @@
           </w:tcPr>
           <w:p>
             <w:r>
-              <w:t>For the effective potential with V = −k/r, find the radius of the circular orbit for given ℓ and the frequency of small radial oscillations about it.</w:t>
+              <w:rPr>
+                <w:b/>
+              </w:rPr>
+              <w:t>Extension.</w:t>
+            </w:r>
+            <w:r>
+              <w:t xml:space="preserve"> For the effective potential with V = −k/r, find the radius of the circular orbit for given ℓ and the frequency of small radial oscillations about it.</w:t>
             </w:r>
           </w:p>
         </w:tc>
@@ -4199,7 +4778,13 @@
           </w:tcPr>
           <w:p>
             <w:r>
-              <w:t>Starting from L = (1/2)mv² − qφ + q v·A, derive m dv/dt = q(E + v × B), stating where the identity ∇(v·A) − (v·∇)A = v × (∇ × A) is used.</w:t>
+              <w:rPr>
+                <w:b/>
+              </w:rPr>
+              <w:t>Extension.</w:t>
+            </w:r>
+            <w:r>
+              <w:t xml:space="preserve"> Starting from L = (1/2)mv² − qφ + q v·A, derive m dv/dt = q(E + v × B), stating where the identity ∇(v·A) − (v·∇)A = v × (∇ × A) is used.</w:t>
             </w:r>
           </w:p>
         </w:tc>
@@ -4237,7 +4822,13 @@
           </w:tcPr>
           <w:p>
             <w:r>
-              <w:t>A particle of charge q moves in a uniform magnetic field B along z, described by A = (1/2)B × x. Show that the y component of the canonical momentum is conserved when A = (−By, 0, 0) is used instead, and explain why the two choices of A describe the same physics.</w:t>
+              <w:rPr>
+                <w:b/>
+              </w:rPr>
+              <w:t>Extension.</w:t>
+            </w:r>
+            <w:r>
+              <w:t xml:space="preserve"> A particle of charge q moves in a uniform magnetic field B along z, described by A = (1/2)B × x. Show that the y component of the canonical momentum is conserved when A = (−By, 0, 0) is used instead, and explain why the two choices of A describe the same physics.</w:t>
             </w:r>
           </w:p>
         </w:tc>
@@ -4273,7 +4864,13 @@
           </w:tcPr>
           <w:p>
             <w:r>
-              <w:t>Show that dh/dt = −∂L/∂t along any solution of the Euler–Lagrange equations.</w:t>
+              <w:rPr>
+                <w:b/>
+              </w:rPr>
+              <w:t>Core.</w:t>
+            </w:r>
+            <w:r>
+              <w:t xml:space="preserve"> Show that dh/dt = −∂L/∂t along any solution of the Euler–Lagrange equations.</w:t>
             </w:r>
           </w:p>
         </w:tc>
@@ -4311,7 +4908,13 @@
           </w:tcPr>
           <w:p>
             <w:r>
-              <w:t>From L = −m√(1 − v²), derive p = γmv and h = γm, and verify h² − p² = m².</w:t>
+              <w:rPr>
+                <w:b/>
+              </w:rPr>
+              <w:t>Core.</w:t>
+            </w:r>
+            <w:r>
+              <w:t xml:space="preserve"> From L = −m√(1 − v²), derive p = γmv and h = γm, and verify h² − p² = m².</w:t>
             </w:r>
           </w:p>
         </w:tc>
@@ -4347,7 +4950,13 @@
           </w:tcPr>
           <w:p>
             <w:r>
-              <w:t>Expand −m√(1 − v²) to order v⁴ and identify each term.</w:t>
+              <w:rPr>
+                <w:b/>
+              </w:rPr>
+              <w:t>Core.</w:t>
+            </w:r>
+            <w:r>
+              <w:t xml:space="preserve"> Expand −m√(1 − v²) to order v⁴ and identify each term.</w:t>
             </w:r>
           </w:p>
         </w:tc>
@@ -4385,7 +4994,13 @@
           </w:tcPr>
           <w:p>
             <w:r>
-              <w:t>Show that S = −m∫dτ is unchanged when the worldline is reparametrized by λ with t = t(λ), and unchanged under a Lorentz transformation.</w:t>
+              <w:rPr>
+                <w:b/>
+              </w:rPr>
+              <w:t>Core.</w:t>
+            </w:r>
+            <w:r>
+              <w:t xml:space="preserve"> Show that S = −m∫dτ is unchanged when the worldline is reparametrized by λ with t = t(λ), and unchanged under a Lorentz transformation.</w:t>
             </w:r>
           </w:p>
         </w:tc>
@@ -4421,7 +5036,13 @@
           </w:tcPr>
           <w:p>
             <w:r>
-              <w:t>For the relativistic charged particle, show that the canonical momentum is γmv + qA and the energy function is γm + qφ.</w:t>
+              <w:rPr>
+                <w:b/>
+              </w:rPr>
+              <w:t>Core.</w:t>
+            </w:r>
+            <w:r>
+              <w:t xml:space="preserve"> For the relativistic charged particle, show that the canonical momentum is γmv + qA and the energy function is γm + qφ.</w:t>
             </w:r>
           </w:p>
         </w:tc>
@@ -4459,7 +5080,13 @@
           </w:tcPr>
           <w:p>
             <w:r>
-              <w:t>Find the normal mode frequencies of two equal masses between fixed walls with springs k, κ, k, and sketch the motion in each mode.</w:t>
+              <w:rPr>
+                <w:b/>
+              </w:rPr>
+              <w:t>Extension.</w:t>
+            </w:r>
+            <w:r>
+              <w:t xml:space="preserve"> Find the normal mode frequencies of two equal masses between fixed walls with springs k, κ, k, and sketch the motion in each mode.</w:t>
             </w:r>
           </w:p>
         </w:tc>
@@ -4495,7 +5122,22 @@
           </w:tcPr>
           <w:p>
             <w:r>
-              <w:t>For the chain m ẍₙ = κ(xₙ₊₁ − 2xₙ + xₙ₋₁), try xₙ = e^(i(kna − ωt)) and find the exact dispersion relation ω(k). Show it reduces to ω = ck for small ka and find c.</w:t>
+              <w:rPr>
+                <w:b/>
+              </w:rPr>
+              <w:t>Extension.</w:t>
+            </w:r>
+            <w:r>
+              <w:t xml:space="preserve"> For the chain m ẍₙ = κ(xₙ₊₁ − 2xₙ + xₙ₋₁), try xₙ = e</w:t>
+            </w:r>
+            <w:r>
+              <w:rPr>
+                <w:vertAlign w:val="superscript"/>
+              </w:rPr>
+              <w:t>i(kna − ωt)</w:t>
+            </w:r>
+            <w:r>
+              <w:t xml:space="preserve"> and find the exact dispersion relation ω(k). Show it reduces to ω = ck for small ka and find c.</w:t>
             </w:r>
           </w:p>
         </w:tc>
@@ -4533,7 +5175,67 @@
           </w:tcPr>
           <w:p>
             <w:r>
-              <w:t>Challenge: vary the action S = ∫(−m dτ − qA_μ dx^μ) with respect to the worldline x^μ(τ) and derive m du_μ/dτ = qF_μν u^ν.</w:t>
+              <w:rPr>
+                <w:b/>
+              </w:rPr>
+              <w:t>Challenge.</w:t>
+            </w:r>
+            <w:r>
+              <w:t xml:space="preserve"> Vary the action S = ∫(−m dτ − qA</w:t>
+            </w:r>
+            <w:r>
+              <w:rPr>
+                <w:vertAlign w:val="subscript"/>
+              </w:rPr>
+              <w:t>μ</w:t>
+            </w:r>
+            <w:r>
+              <w:t xml:space="preserve"> dx</w:t>
+            </w:r>
+            <w:r>
+              <w:rPr>
+                <w:vertAlign w:val="superscript"/>
+              </w:rPr>
+              <w:t>μ</w:t>
+            </w:r>
+            <w:r>
+              <w:t>) with respect to the worldline x</w:t>
+            </w:r>
+            <w:r>
+              <w:rPr>
+                <w:vertAlign w:val="superscript"/>
+              </w:rPr>
+              <w:t>μ</w:t>
+            </w:r>
+            <w:r>
+              <w:t>(τ) and derive m du</w:t>
+            </w:r>
+            <w:r>
+              <w:rPr>
+                <w:vertAlign w:val="subscript"/>
+              </w:rPr>
+              <w:t>μ</w:t>
+            </w:r>
+            <w:r>
+              <w:t>/dτ = qF</w:t>
+            </w:r>
+            <w:r>
+              <w:rPr>
+                <w:vertAlign w:val="subscript"/>
+              </w:rPr>
+              <w:t>μν</w:t>
+            </w:r>
+            <w:r>
+              <w:t xml:space="preserve"> u</w:t>
+            </w:r>
+            <w:r>
+              <w:rPr>
+                <w:vertAlign w:val="superscript"/>
+              </w:rPr>
+              <w:t>ν</w:t>
+            </w:r>
+            <w:r>
+              <w:t>.</w:t>
             </w:r>
           </w:p>
         </w:tc>
@@ -4550,6 +5252,14 @@
     <w:p>
       <w:r>
         <w:rPr>
+          <w:i/>
+        </w:rPr>
+        <w:t>Attempt each exercise before reading its solution. If you are stuck, read only the first sentence of the solution, then try again.</w:t>
+      </w:r>
+    </w:p>
+    <w:p>
+      <w:r>
+        <w:rPr>
           <w:b/>
         </w:rPr>
         <w:t>1.</w:t>
@@ -4642,7 +5352,25 @@
         <w:t xml:space="preserve"> </w:t>
       </w:r>
       <w:r>
-        <w:t>p = mv + qA, and dp/dt = −q∇φ + q∇(v·A). Writing dA/dt = ∂_tA + (v·∇)A and moving it to the right, m dv/dt = q(−∇φ − ∂_tA) + q[∇(v·A) − (v·∇)A]. The identity, valid because v does not depend on x, turns the bracket into v × (∇ × A) = v × B, and the first group is E.</w:t>
+        <w:t>p = mv + qA, and dp/dt = −q∇φ + q∇(v·A). Writing dA/dt = ∂</w:t>
+      </w:r>
+      <w:r>
+        <w:rPr>
+          <w:vertAlign w:val="subscript"/>
+        </w:rPr>
+        <w:t>t</w:t>
+      </w:r>
+      <w:r>
+        <w:t>A + (v·∇)A and moving it to the right, m dv/dt = q(−∇φ − ∂</w:t>
+      </w:r>
+      <w:r>
+        <w:rPr>
+          <w:vertAlign w:val="subscript"/>
+        </w:rPr>
+        <w:t>t</w:t>
+      </w:r>
+      <w:r>
+        <w:t>A) + q[∇(v·A) − (v·∇)A]. The identity, valid because v does not depend on x, turns the bracket into v × (∇ × A) = v × B, and the first group is E.</w:t>
       </w:r>
     </w:p>
     <w:p>
@@ -4712,7 +5440,103 @@
         <w:t xml:space="preserve"> </w:t>
       </w:r>
       <w:r>
-        <w:t>dτ = √(g_μν (dx^μ/dλ)(dx^ν/dλ)) dλ; changing λ → λ′ multiplies dx^μ/dλ by dλ/dλ′ and dλ by dλ′/dλ, and the factors cancel. Under a Lorentz transformation dx^μ → Λ^μ_ν dx^ν, and g_μν dx^μ dx^ν is invariant by ΛᵀgΛ = g.</w:t>
+        <w:t>dτ = √(g</w:t>
+      </w:r>
+      <w:r>
+        <w:rPr>
+          <w:vertAlign w:val="subscript"/>
+        </w:rPr>
+        <w:t>μν</w:t>
+      </w:r>
+      <w:r>
+        <w:t xml:space="preserve"> (dx</w:t>
+      </w:r>
+      <w:r>
+        <w:rPr>
+          <w:vertAlign w:val="superscript"/>
+        </w:rPr>
+        <w:t>μ</w:t>
+      </w:r>
+      <w:r>
+        <w:t>/dλ)(dx</w:t>
+      </w:r>
+      <w:r>
+        <w:rPr>
+          <w:vertAlign w:val="superscript"/>
+        </w:rPr>
+        <w:t>ν</w:t>
+      </w:r>
+      <w:r>
+        <w:t>/dλ)) dλ; changing λ → λ′ multiplies dx</w:t>
+      </w:r>
+      <w:r>
+        <w:rPr>
+          <w:vertAlign w:val="superscript"/>
+        </w:rPr>
+        <w:t>μ</w:t>
+      </w:r>
+      <w:r>
+        <w:t>/dλ by dλ/dλ′ and dλ by dλ′/dλ, and the factors cancel. Under a Lorentz transformation dx</w:t>
+      </w:r>
+      <w:r>
+        <w:rPr>
+          <w:vertAlign w:val="superscript"/>
+        </w:rPr>
+        <w:t>μ</w:t>
+      </w:r>
+      <w:r>
+        <w:t xml:space="preserve"> → Λ</w:t>
+      </w:r>
+      <w:r>
+        <w:rPr>
+          <w:vertAlign w:val="superscript"/>
+        </w:rPr>
+        <w:t>μ</w:t>
+      </w:r>
+      <w:r>
+        <w:rPr>
+          <w:vertAlign w:val="subscript"/>
+        </w:rPr>
+        <w:t>ν</w:t>
+      </w:r>
+      <w:r>
+        <w:t xml:space="preserve"> dx</w:t>
+      </w:r>
+      <w:r>
+        <w:rPr>
+          <w:vertAlign w:val="superscript"/>
+        </w:rPr>
+        <w:t>ν</w:t>
+      </w:r>
+      <w:r>
+        <w:t>, and g</w:t>
+      </w:r>
+      <w:r>
+        <w:rPr>
+          <w:vertAlign w:val="subscript"/>
+        </w:rPr>
+        <w:t>μν</w:t>
+      </w:r>
+      <w:r>
+        <w:t xml:space="preserve"> dx</w:t>
+      </w:r>
+      <w:r>
+        <w:rPr>
+          <w:vertAlign w:val="superscript"/>
+        </w:rPr>
+        <w:t>μ</w:t>
+      </w:r>
+      <w:r>
+        <w:t xml:space="preserve"> dx</w:t>
+      </w:r>
+      <w:r>
+        <w:rPr>
+          <w:vertAlign w:val="superscript"/>
+        </w:rPr>
+        <w:t>ν</w:t>
+      </w:r>
+      <w:r>
+        <w:t xml:space="preserve"> is invariant by ΛᵀgΛ = g.</w:t>
       </w:r>
     </w:p>
     <w:p>
@@ -4754,7 +5578,25 @@
         <w:t xml:space="preserve"> </w:t>
       </w:r>
       <w:r>
-        <w:t>Substitution gives −mω² = κ(e^(ika) − 2 + e^(−ika)) = −2κ(1 − cos ka) = −4κ sin²(ka/2), so ω = 2√(κ/m) |sin(ka/2)|. For small ka, ω ≈ √(κ/m) a k, so c = a√(κ/m) = √(T/μ) with T = κa and μ = m/a. The exact relation bends over at the zone boundary k = π/a, where the wavelength is twice the spacing; the continuum description holds only for wavelengths much longer than a.</w:t>
+        <w:t>Substitution gives −mω² = κ(e</w:t>
+      </w:r>
+      <w:r>
+        <w:rPr>
+          <w:vertAlign w:val="superscript"/>
+        </w:rPr>
+        <w:t>ika</w:t>
+      </w:r>
+      <w:r>
+        <w:t xml:space="preserve"> − 2 + e</w:t>
+      </w:r>
+      <w:r>
+        <w:rPr>
+          <w:vertAlign w:val="superscript"/>
+        </w:rPr>
+        <w:t>−ika</w:t>
+      </w:r>
+      <w:r>
+        <w:t>) = −2κ(1 − cos ka) = −4κ sin²(ka/2), so ω = 2√(κ/m) |sin(ka/2)|. For small ka, ω ≈ √(κ/m) a k, so c = a√(κ/m) = √(T/μ) with T = κa and μ = m/a. The exact relation bends over at the zone boundary k = π/a, where the wavelength is twice the spacing; the continuum description holds only for wavelengths much longer than a.</w:t>
       </w:r>
     </w:p>
     <w:p>
@@ -4768,7 +5610,403 @@
         <w:t xml:space="preserve"> </w:t>
       </w:r>
       <w:r>
-        <w:t>Under x^μ → x^μ + δx^μ, δ(dτ) = δ√(dx·dx) = (dx_μ d(δx^μ))/dτ = u_μ d(δx^μ), and δ(A_μ dx^μ) = (∂_νA_μ)δx^ν dx^μ + A_μ d(δx^μ). Integrating the terms containing d(δx^μ) by parts, with δx^μ vanishing at the ends, gives δS = ∫[m (du_μ/dτ) δx^μ − q(∂_νA_μ)δx^ν u^μ + q(dA_μ/dτ)δx^μ] dτ. Using dA_μ/dτ = (∂_νA_μ)u^ν and relabeling dummy indices, the coefficient of δx^μ is m du_μ/dτ − q(∂_μA_ν − ∂_νA_μ)u^ν. Setting it to zero gives m du_μ/dτ = qF_μν u^ν with F_μν = ∂_μA_ν − ∂_νA_μ.</w:t>
+        <w:t>Under x</w:t>
+      </w:r>
+      <w:r>
+        <w:rPr>
+          <w:vertAlign w:val="superscript"/>
+        </w:rPr>
+        <w:t>μ</w:t>
+      </w:r>
+      <w:r>
+        <w:t xml:space="preserve"> → x</w:t>
+      </w:r>
+      <w:r>
+        <w:rPr>
+          <w:vertAlign w:val="superscript"/>
+        </w:rPr>
+        <w:t>μ</w:t>
+      </w:r>
+      <w:r>
+        <w:t xml:space="preserve"> + δx</w:t>
+      </w:r>
+      <w:r>
+        <w:rPr>
+          <w:vertAlign w:val="superscript"/>
+        </w:rPr>
+        <w:t>μ</w:t>
+      </w:r>
+      <w:r>
+        <w:t>, δ(dτ) = δ√(dx·dx) = (dx</w:t>
+      </w:r>
+      <w:r>
+        <w:rPr>
+          <w:vertAlign w:val="subscript"/>
+        </w:rPr>
+        <w:t>μ</w:t>
+      </w:r>
+      <w:r>
+        <w:t xml:space="preserve"> d(δx</w:t>
+      </w:r>
+      <w:r>
+        <w:rPr>
+          <w:vertAlign w:val="superscript"/>
+        </w:rPr>
+        <w:t>μ</w:t>
+      </w:r>
+      <w:r>
+        <w:t>))/dτ = u</w:t>
+      </w:r>
+      <w:r>
+        <w:rPr>
+          <w:vertAlign w:val="subscript"/>
+        </w:rPr>
+        <w:t>μ</w:t>
+      </w:r>
+      <w:r>
+        <w:t xml:space="preserve"> d(δx</w:t>
+      </w:r>
+      <w:r>
+        <w:rPr>
+          <w:vertAlign w:val="superscript"/>
+        </w:rPr>
+        <w:t>μ</w:t>
+      </w:r>
+      <w:r>
+        <w:t>), and δ(A</w:t>
+      </w:r>
+      <w:r>
+        <w:rPr>
+          <w:vertAlign w:val="subscript"/>
+        </w:rPr>
+        <w:t>μ</w:t>
+      </w:r>
+      <w:r>
+        <w:t xml:space="preserve"> dx</w:t>
+      </w:r>
+      <w:r>
+        <w:rPr>
+          <w:vertAlign w:val="superscript"/>
+        </w:rPr>
+        <w:t>μ</w:t>
+      </w:r>
+      <w:r>
+        <w:t>) = (∂</w:t>
+      </w:r>
+      <w:r>
+        <w:rPr>
+          <w:vertAlign w:val="subscript"/>
+        </w:rPr>
+        <w:t>ν</w:t>
+      </w:r>
+      <w:r>
+        <w:t>A</w:t>
+      </w:r>
+      <w:r>
+        <w:rPr>
+          <w:vertAlign w:val="subscript"/>
+        </w:rPr>
+        <w:t>μ</w:t>
+      </w:r>
+      <w:r>
+        <w:t>)δx</w:t>
+      </w:r>
+      <w:r>
+        <w:rPr>
+          <w:vertAlign w:val="superscript"/>
+        </w:rPr>
+        <w:t>ν</w:t>
+      </w:r>
+      <w:r>
+        <w:t xml:space="preserve"> dx</w:t>
+      </w:r>
+      <w:r>
+        <w:rPr>
+          <w:vertAlign w:val="superscript"/>
+        </w:rPr>
+        <w:t>μ</w:t>
+      </w:r>
+      <w:r>
+        <w:t xml:space="preserve"> + A</w:t>
+      </w:r>
+      <w:r>
+        <w:rPr>
+          <w:vertAlign w:val="subscript"/>
+        </w:rPr>
+        <w:t>μ</w:t>
+      </w:r>
+      <w:r>
+        <w:t xml:space="preserve"> d(δx</w:t>
+      </w:r>
+      <w:r>
+        <w:rPr>
+          <w:vertAlign w:val="superscript"/>
+        </w:rPr>
+        <w:t>μ</w:t>
+      </w:r>
+      <w:r>
+        <w:t>). Integrating the terms containing d(δx</w:t>
+      </w:r>
+      <w:r>
+        <w:rPr>
+          <w:vertAlign w:val="superscript"/>
+        </w:rPr>
+        <w:t>μ</w:t>
+      </w:r>
+      <w:r>
+        <w:t>) by parts, with δx</w:t>
+      </w:r>
+      <w:r>
+        <w:rPr>
+          <w:vertAlign w:val="superscript"/>
+        </w:rPr>
+        <w:t>μ</w:t>
+      </w:r>
+      <w:r>
+        <w:t xml:space="preserve"> vanishing at the ends, gives δS = ∫[m (du</w:t>
+      </w:r>
+      <w:r>
+        <w:rPr>
+          <w:vertAlign w:val="subscript"/>
+        </w:rPr>
+        <w:t>μ</w:t>
+      </w:r>
+      <w:r>
+        <w:t>/dτ) δx</w:t>
+      </w:r>
+      <w:r>
+        <w:rPr>
+          <w:vertAlign w:val="superscript"/>
+        </w:rPr>
+        <w:t>μ</w:t>
+      </w:r>
+      <w:r>
+        <w:t xml:space="preserve"> − q(∂</w:t>
+      </w:r>
+      <w:r>
+        <w:rPr>
+          <w:vertAlign w:val="subscript"/>
+        </w:rPr>
+        <w:t>ν</w:t>
+      </w:r>
+      <w:r>
+        <w:t>A</w:t>
+      </w:r>
+      <w:r>
+        <w:rPr>
+          <w:vertAlign w:val="subscript"/>
+        </w:rPr>
+        <w:t>μ</w:t>
+      </w:r>
+      <w:r>
+        <w:t>)δx</w:t>
+      </w:r>
+      <w:r>
+        <w:rPr>
+          <w:vertAlign w:val="superscript"/>
+        </w:rPr>
+        <w:t>ν</w:t>
+      </w:r>
+      <w:r>
+        <w:t xml:space="preserve"> u</w:t>
+      </w:r>
+      <w:r>
+        <w:rPr>
+          <w:vertAlign w:val="superscript"/>
+        </w:rPr>
+        <w:t>μ</w:t>
+      </w:r>
+      <w:r>
+        <w:t xml:space="preserve"> + q(dA</w:t>
+      </w:r>
+      <w:r>
+        <w:rPr>
+          <w:vertAlign w:val="subscript"/>
+        </w:rPr>
+        <w:t>μ</w:t>
+      </w:r>
+      <w:r>
+        <w:t>/dτ)δx</w:t>
+      </w:r>
+      <w:r>
+        <w:rPr>
+          <w:vertAlign w:val="superscript"/>
+        </w:rPr>
+        <w:t>μ</w:t>
+      </w:r>
+      <w:r>
+        <w:t>] dτ. Using dA</w:t>
+      </w:r>
+      <w:r>
+        <w:rPr>
+          <w:vertAlign w:val="subscript"/>
+        </w:rPr>
+        <w:t>μ</w:t>
+      </w:r>
+      <w:r>
+        <w:t>/dτ = (∂</w:t>
+      </w:r>
+      <w:r>
+        <w:rPr>
+          <w:vertAlign w:val="subscript"/>
+        </w:rPr>
+        <w:t>ν</w:t>
+      </w:r>
+      <w:r>
+        <w:t>A</w:t>
+      </w:r>
+      <w:r>
+        <w:rPr>
+          <w:vertAlign w:val="subscript"/>
+        </w:rPr>
+        <w:t>μ</w:t>
+      </w:r>
+      <w:r>
+        <w:t>)u</w:t>
+      </w:r>
+      <w:r>
+        <w:rPr>
+          <w:vertAlign w:val="superscript"/>
+        </w:rPr>
+        <w:t>ν</w:t>
+      </w:r>
+      <w:r>
+        <w:t xml:space="preserve"> and relabeling dummy indices, the coefficient of δx</w:t>
+      </w:r>
+      <w:r>
+        <w:rPr>
+          <w:vertAlign w:val="superscript"/>
+        </w:rPr>
+        <w:t>μ</w:t>
+      </w:r>
+      <w:r>
+        <w:t xml:space="preserve"> is m du</w:t>
+      </w:r>
+      <w:r>
+        <w:rPr>
+          <w:vertAlign w:val="subscript"/>
+        </w:rPr>
+        <w:t>μ</w:t>
+      </w:r>
+      <w:r>
+        <w:t>/dτ − q(∂</w:t>
+      </w:r>
+      <w:r>
+        <w:rPr>
+          <w:vertAlign w:val="subscript"/>
+        </w:rPr>
+        <w:t>μ</w:t>
+      </w:r>
+      <w:r>
+        <w:t>A</w:t>
+      </w:r>
+      <w:r>
+        <w:rPr>
+          <w:vertAlign w:val="subscript"/>
+        </w:rPr>
+        <w:t>ν</w:t>
+      </w:r>
+      <w:r>
+        <w:t xml:space="preserve"> − ∂</w:t>
+      </w:r>
+      <w:r>
+        <w:rPr>
+          <w:vertAlign w:val="subscript"/>
+        </w:rPr>
+        <w:t>ν</w:t>
+      </w:r>
+      <w:r>
+        <w:t>A</w:t>
+      </w:r>
+      <w:r>
+        <w:rPr>
+          <w:vertAlign w:val="subscript"/>
+        </w:rPr>
+        <w:t>μ</w:t>
+      </w:r>
+      <w:r>
+        <w:t>)u</w:t>
+      </w:r>
+      <w:r>
+        <w:rPr>
+          <w:vertAlign w:val="superscript"/>
+        </w:rPr>
+        <w:t>ν</w:t>
+      </w:r>
+      <w:r>
+        <w:t>. Setting it to zero gives m du</w:t>
+      </w:r>
+      <w:r>
+        <w:rPr>
+          <w:vertAlign w:val="subscript"/>
+        </w:rPr>
+        <w:t>μ</w:t>
+      </w:r>
+      <w:r>
+        <w:t>/dτ = qF</w:t>
+      </w:r>
+      <w:r>
+        <w:rPr>
+          <w:vertAlign w:val="subscript"/>
+        </w:rPr>
+        <w:t>μν</w:t>
+      </w:r>
+      <w:r>
+        <w:t xml:space="preserve"> u</w:t>
+      </w:r>
+      <w:r>
+        <w:rPr>
+          <w:vertAlign w:val="superscript"/>
+        </w:rPr>
+        <w:t>ν</w:t>
+      </w:r>
+      <w:r>
+        <w:t xml:space="preserve"> with F</w:t>
+      </w:r>
+      <w:r>
+        <w:rPr>
+          <w:vertAlign w:val="subscript"/>
+        </w:rPr>
+        <w:t>μν</w:t>
+      </w:r>
+      <w:r>
+        <w:t xml:space="preserve"> = ∂</w:t>
+      </w:r>
+      <w:r>
+        <w:rPr>
+          <w:vertAlign w:val="subscript"/>
+        </w:rPr>
+        <w:t>μ</w:t>
+      </w:r>
+      <w:r>
+        <w:t>A</w:t>
+      </w:r>
+      <w:r>
+        <w:rPr>
+          <w:vertAlign w:val="subscript"/>
+        </w:rPr>
+        <w:t>ν</w:t>
+      </w:r>
+      <w:r>
+        <w:t xml:space="preserve"> − ∂</w:t>
+      </w:r>
+      <w:r>
+        <w:rPr>
+          <w:vertAlign w:val="subscript"/>
+        </w:rPr>
+        <w:t>ν</w:t>
+      </w:r>
+      <w:r>
+        <w:t>A</w:t>
+      </w:r>
+      <w:r>
+        <w:rPr>
+          <w:vertAlign w:val="subscript"/>
+        </w:rPr>
+        <w:t>μ</w:t>
+      </w:r>
+      <w:r>
+        <w:t>.</w:t>
       </w:r>
     </w:p>
     <w:p>
@@ -4776,71 +6014,12 @@
         <w:pStyle w:val="Heading2"/>
       </w:pPr>
       <w:r>
-        <w:t>Mastery checklist</w:t>
+        <w:t>Mastery check</w:t>
       </w:r>
     </w:p>
     <w:p>
-      <w:pPr>
-        <w:pStyle w:val="ListBullet"/>
-      </w:pPr>
-      <w:r>
-        <w:t>I can write the Lagrangian of a mechanical system in any convenient coordinates and derive its equations of motion.</w:t>
-      </w:r>
-    </w:p>
-    <w:p>
-      <w:pPr>
-        <w:pStyle w:val="ListBullet"/>
-      </w:pPr>
-      <w:r>
-        <w:t>I can explain in one sentence why adding a total time derivative to L changes nothing.</w:t>
-      </w:r>
-    </w:p>
-    <w:p>
-      <w:pPr>
-        <w:pStyle w:val="ListBullet"/>
-      </w:pPr>
-      <w:r>
-        <w:t>I can spot a cyclic coordinate and write down the conserved momentum without further calculation.</w:t>
-      </w:r>
-    </w:p>
-    <w:p>
-      <w:pPr>
-        <w:pStyle w:val="ListBullet"/>
-      </w:pPr>
-      <w:r>
-        <w:t>I can derive the Lorentz force from the charged-particle Lagrangian, including the vector identity step.</w:t>
-      </w:r>
-    </w:p>
-    <w:p>
-      <w:pPr>
-        <w:pStyle w:val="ListBullet"/>
-      </w:pPr>
-      <w:r>
-        <w:t>I know that the canonical momentum of a charged particle is mv + qA, not mv, and why the difference matters.</w:t>
-      </w:r>
-    </w:p>
-    <w:p>
-      <w:pPr>
-        <w:pStyle w:val="ListBullet"/>
-      </w:pPr>
-      <w:r>
-        <w:t>I can derive p = γmv and E = γm from L = −m√(1 − v²).</w:t>
-      </w:r>
-    </w:p>
-    <w:p>
-      <w:pPr>
-        <w:pStyle w:val="ListBullet"/>
-      </w:pPr>
-      <w:r>
-        <w:t>I can write the covariant interaction −qA_μ dx^μ and state what it becomes in QED.</w:t>
-      </w:r>
-    </w:p>
-    <w:p>
-      <w:pPr>
-        <w:pStyle w:val="ListBullet"/>
-      </w:pPr>
-      <w:r>
-        <w:t>I can find the normal modes of two coupled oscillators and take the continuum limit of a chain.</w:t>
+      <w:r>
+        <w:t>Before moving on, do the Core exercises without looking at the solutions and state this lesson's main result from memory. If both go smoothly, continue; if not, reread the sections the missed exercises cite.</w:t>
       </w:r>
     </w:p>
     <w:p>
@@ -4892,7 +6071,7 @@
         <w:color w:val="5A5A5A"/>
         <w:sz w:val="16"/>
       </w:rPr>
-      <w:t>QED Course   Lesson 5</w:t>
+      <w:t>A QED Course   Lesson 5</w:t>
     </w:r>
   </w:p>
 </w:hdr>
